--- a/BE/BE6CE/AJP/pirnt/AjpCh1.docx
+++ b/BE/BE6CE/AJP/pirnt/AjpCh1.docx
@@ -409,7 +409,15 @@
       </w:r>
       <w:proofErr w:type="spellEnd"/>
       <w:r>
-        <w:t xml:space="preserve"> bound to a port, the accept() method blocks until a client connects, then returns a new Socket object representing that specific client connection. Each client gets a dedicated socket for communication while the </w:t>
+        <w:t xml:space="preserve"> bound to a port, the </w:t>
+      </w:r>
+      <w:proofErr w:type="gramStart"/>
+      <w:r>
+        <w:t>accept(</w:t>
+      </w:r>
+      <w:proofErr w:type="gramEnd"/>
+      <w:r>
+        <w:t xml:space="preserve">) method blocks until a client connects, then returns a new Socket object representing that specific client connection. Each client gets a dedicated socket for communication while the </w:t>
       </w:r>
       <w:proofErr w:type="spellStart"/>
       <w:r>
@@ -440,6 +448,7 @@
           <w:b/>
           <w:bCs/>
         </w:rPr>
+        <w:lastRenderedPageBreak/>
         <w:t>Datagrams</w:t>
       </w:r>
     </w:p>
@@ -628,12 +637,17 @@
         </w:numPr>
       </w:pPr>
       <w:proofErr w:type="spellStart"/>
+      <w:proofErr w:type="gramStart"/>
       <w:r>
         <w:t>getInputStream</w:t>
       </w:r>
       <w:proofErr w:type="spellEnd"/>
       <w:r>
-        <w:t xml:space="preserve">() returns an </w:t>
+        <w:t>(</w:t>
+      </w:r>
+      <w:proofErr w:type="gramEnd"/>
+      <w:r>
+        <w:t xml:space="preserve">) returns an </w:t>
       </w:r>
       <w:proofErr w:type="spellStart"/>
       <w:r>
@@ -652,12 +666,17 @@
         </w:numPr>
       </w:pPr>
       <w:proofErr w:type="spellStart"/>
+      <w:proofErr w:type="gramStart"/>
       <w:r>
         <w:t>getOutputStream</w:t>
       </w:r>
       <w:proofErr w:type="spellEnd"/>
       <w:r>
-        <w:t xml:space="preserve">() returns an </w:t>
+        <w:t>(</w:t>
+      </w:r>
+      <w:proofErr w:type="gramEnd"/>
+      <w:r>
+        <w:t xml:space="preserve">) returns an </w:t>
       </w:r>
       <w:proofErr w:type="spellStart"/>
       <w:r>
@@ -675,8 +694,13 @@
           <w:numId w:val="6"/>
         </w:numPr>
       </w:pPr>
-      <w:r>
-        <w:t>close() terminates the connection and releases associated resources</w:t>
+      <w:proofErr w:type="gramStart"/>
+      <w:r>
+        <w:t>close(</w:t>
+      </w:r>
+      <w:proofErr w:type="gramEnd"/>
+      <w:r>
+        <w:t>) terminates the connection and releases associated resources</w:t>
       </w:r>
     </w:p>
     <w:p>
@@ -687,12 +711,17 @@
         </w:numPr>
       </w:pPr>
       <w:proofErr w:type="spellStart"/>
+      <w:proofErr w:type="gramStart"/>
       <w:r>
         <w:t>setSoTimeout</w:t>
       </w:r>
       <w:proofErr w:type="spellEnd"/>
       <w:r>
-        <w:t>() configures read timeout to prevent indefinite blocking</w:t>
+        <w:t>(</w:t>
+      </w:r>
+      <w:proofErr w:type="gramEnd"/>
+      <w:r>
+        <w:t>) configures read timeout to prevent indefinite blocking</w:t>
       </w:r>
     </w:p>
     <w:p>
@@ -703,28 +732,43 @@
         </w:numPr>
       </w:pPr>
       <w:proofErr w:type="spellStart"/>
+      <w:proofErr w:type="gramStart"/>
       <w:r>
         <w:t>isConnected</w:t>
       </w:r>
       <w:proofErr w:type="spellEnd"/>
       <w:r>
-        <w:t xml:space="preserve">(), </w:t>
-      </w:r>
-      <w:proofErr w:type="spellStart"/>
+        <w:t>(</w:t>
+      </w:r>
+      <w:proofErr w:type="gramEnd"/>
+      <w:r>
+        <w:t xml:space="preserve">), </w:t>
+      </w:r>
+      <w:proofErr w:type="spellStart"/>
+      <w:proofErr w:type="gramStart"/>
       <w:r>
         <w:t>isClosed</w:t>
       </w:r>
       <w:proofErr w:type="spellEnd"/>
       <w:r>
-        <w:t xml:space="preserve">(), and </w:t>
-      </w:r>
-      <w:proofErr w:type="spellStart"/>
+        <w:t>(</w:t>
+      </w:r>
+      <w:proofErr w:type="gramEnd"/>
+      <w:r>
+        <w:t xml:space="preserve">), and </w:t>
+      </w:r>
+      <w:proofErr w:type="spellStart"/>
+      <w:proofErr w:type="gramStart"/>
       <w:r>
         <w:t>isBound</w:t>
       </w:r>
       <w:proofErr w:type="spellEnd"/>
       <w:r>
-        <w:t>() provide connection state information</w:t>
+        <w:t>(</w:t>
+      </w:r>
+      <w:proofErr w:type="gramEnd"/>
+      <w:r>
+        <w:t>) provide connection state information</w:t>
       </w:r>
     </w:p>
     <w:p>
@@ -753,6 +797,7 @@
           <w:b/>
           <w:bCs/>
         </w:rPr>
+        <w:lastRenderedPageBreak/>
         <w:t>ServerSocket</w:t>
       </w:r>
       <w:proofErr w:type="spellEnd"/>
@@ -801,8 +846,13 @@
           <w:numId w:val="7"/>
         </w:numPr>
       </w:pPr>
-      <w:r>
-        <w:t>accept() blocks until a client connects, then returns a Socket object representing that client</w:t>
+      <w:proofErr w:type="gramStart"/>
+      <w:r>
+        <w:t>accept(</w:t>
+      </w:r>
+      <w:proofErr w:type="gramEnd"/>
+      <w:r>
+        <w:t>) blocks until a client connects, then returns a Socket object representing that client</w:t>
       </w:r>
     </w:p>
     <w:p>
@@ -812,8 +862,13 @@
           <w:numId w:val="7"/>
         </w:numPr>
       </w:pPr>
-      <w:r>
-        <w:t>close() stops accepting new connections and releases the port</w:t>
+      <w:proofErr w:type="gramStart"/>
+      <w:r>
+        <w:t>close(</w:t>
+      </w:r>
+      <w:proofErr w:type="gramEnd"/>
+      <w:r>
+        <w:t>) stops accepting new connections and releases the port</w:t>
       </w:r>
     </w:p>
     <w:p>
@@ -824,20 +879,30 @@
         </w:numPr>
       </w:pPr>
       <w:proofErr w:type="spellStart"/>
+      <w:proofErr w:type="gramStart"/>
       <w:r>
         <w:t>isClosed</w:t>
       </w:r>
       <w:proofErr w:type="spellEnd"/>
       <w:r>
-        <w:t xml:space="preserve">() and </w:t>
-      </w:r>
-      <w:proofErr w:type="spellStart"/>
+        <w:t>(</w:t>
+      </w:r>
+      <w:proofErr w:type="gramEnd"/>
+      <w:r>
+        <w:t xml:space="preserve">) and </w:t>
+      </w:r>
+      <w:proofErr w:type="spellStart"/>
+      <w:proofErr w:type="gramStart"/>
       <w:r>
         <w:t>isBound</w:t>
       </w:r>
       <w:proofErr w:type="spellEnd"/>
       <w:r>
-        <w:t>() check the socket's current state</w:t>
+        <w:t>(</w:t>
+      </w:r>
+      <w:proofErr w:type="gramEnd"/>
+      <w:r>
+        <w:t>) check the socket's current state</w:t>
       </w:r>
     </w:p>
     <w:p>
@@ -848,12 +913,25 @@
         </w:numPr>
       </w:pPr>
       <w:proofErr w:type="spellStart"/>
+      <w:proofErr w:type="gramStart"/>
       <w:r>
         <w:t>setSoTimeout</w:t>
       </w:r>
       <w:proofErr w:type="spellEnd"/>
       <w:r>
-        <w:t>() enables accept() to timeout rather than blocking indefinitely</w:t>
+        <w:t>(</w:t>
+      </w:r>
+      <w:proofErr w:type="gramEnd"/>
+      <w:r>
+        <w:t xml:space="preserve">) enables </w:t>
+      </w:r>
+      <w:proofErr w:type="gramStart"/>
+      <w:r>
+        <w:t>accept(</w:t>
+      </w:r>
+      <w:proofErr w:type="gramEnd"/>
+      <w:r>
+        <w:t>) to timeout rather than blocking indefinitely</w:t>
       </w:r>
     </w:p>
     <w:p>
@@ -920,28 +998,43 @@
         <w:t xml:space="preserve">Static factory methods like </w:t>
       </w:r>
       <w:proofErr w:type="spellStart"/>
+      <w:proofErr w:type="gramStart"/>
       <w:r>
         <w:t>getByName</w:t>
       </w:r>
       <w:proofErr w:type="spellEnd"/>
       <w:r>
-        <w:t xml:space="preserve">(), </w:t>
-      </w:r>
-      <w:proofErr w:type="spellStart"/>
+        <w:t>(</w:t>
+      </w:r>
+      <w:proofErr w:type="gramEnd"/>
+      <w:r>
+        <w:t xml:space="preserve">), </w:t>
+      </w:r>
+      <w:proofErr w:type="spellStart"/>
+      <w:proofErr w:type="gramStart"/>
       <w:r>
         <w:t>getByAddress</w:t>
       </w:r>
       <w:proofErr w:type="spellEnd"/>
       <w:r>
-        <w:t xml:space="preserve">(), and </w:t>
-      </w:r>
-      <w:proofErr w:type="spellStart"/>
+        <w:t>(</w:t>
+      </w:r>
+      <w:proofErr w:type="gramEnd"/>
+      <w:r>
+        <w:t xml:space="preserve">), and </w:t>
+      </w:r>
+      <w:proofErr w:type="spellStart"/>
+      <w:proofErr w:type="gramStart"/>
       <w:r>
         <w:t>getAllByName</w:t>
       </w:r>
       <w:proofErr w:type="spellEnd"/>
       <w:r>
-        <w:t>() create instances from hostnames or IP addresses</w:t>
+        <w:t>(</w:t>
+      </w:r>
+      <w:proofErr w:type="gramEnd"/>
+      <w:r>
+        <w:t>) create instances from hostnames or IP addresses</w:t>
       </w:r>
     </w:p>
     <w:p>
@@ -963,12 +1056,17 @@
         </w:numPr>
       </w:pPr>
       <w:proofErr w:type="spellStart"/>
+      <w:proofErr w:type="gramStart"/>
       <w:r>
         <w:t>getHostName</w:t>
       </w:r>
       <w:proofErr w:type="spellEnd"/>
       <w:r>
-        <w:t>() retrieves the hostname associated with the address</w:t>
+        <w:t>(</w:t>
+      </w:r>
+      <w:proofErr w:type="gramEnd"/>
+      <w:r>
+        <w:t>) retrieves the hostname associated with the address</w:t>
       </w:r>
     </w:p>
     <w:p>
@@ -979,12 +1077,17 @@
         </w:numPr>
       </w:pPr>
       <w:proofErr w:type="spellStart"/>
+      <w:proofErr w:type="gramStart"/>
       <w:r>
         <w:t>getHostAddress</w:t>
       </w:r>
       <w:proofErr w:type="spellEnd"/>
       <w:r>
-        <w:t>() returns the IP address as a string in dotted-quad notation</w:t>
+        <w:t>(</w:t>
+      </w:r>
+      <w:proofErr w:type="gramEnd"/>
+      <w:r>
+        <w:t>) returns the IP address as a string in dotted-quad notation</w:t>
       </w:r>
     </w:p>
     <w:p>
@@ -995,12 +1098,17 @@
         </w:numPr>
       </w:pPr>
       <w:proofErr w:type="spellStart"/>
+      <w:proofErr w:type="gramStart"/>
       <w:r>
         <w:t>isReachable</w:t>
       </w:r>
       <w:proofErr w:type="spellEnd"/>
       <w:r>
-        <w:t>() tests network connectivity to the address</w:t>
+        <w:t>(</w:t>
+      </w:r>
+      <w:proofErr w:type="gramEnd"/>
+      <w:r>
+        <w:t>) tests network connectivity to the address</w:t>
       </w:r>
     </w:p>
     <w:p>
@@ -1074,6 +1182,7 @@
           <w:b/>
           <w:bCs/>
         </w:rPr>
+        <w:lastRenderedPageBreak/>
         <w:t>Primary Features:</w:t>
       </w:r>
     </w:p>
@@ -1099,52 +1208,82 @@
         <w:t xml:space="preserve">Component accessor methods: </w:t>
       </w:r>
       <w:proofErr w:type="spellStart"/>
+      <w:proofErr w:type="gramStart"/>
       <w:r>
         <w:t>getProtocol</w:t>
       </w:r>
       <w:proofErr w:type="spellEnd"/>
       <w:r>
-        <w:t xml:space="preserve">(), </w:t>
-      </w:r>
-      <w:proofErr w:type="spellStart"/>
+        <w:t>(</w:t>
+      </w:r>
+      <w:proofErr w:type="gramEnd"/>
+      <w:r>
+        <w:t xml:space="preserve">), </w:t>
+      </w:r>
+      <w:proofErr w:type="spellStart"/>
+      <w:proofErr w:type="gramStart"/>
       <w:r>
         <w:t>getHost</w:t>
       </w:r>
       <w:proofErr w:type="spellEnd"/>
       <w:r>
-        <w:t xml:space="preserve">(), </w:t>
-      </w:r>
-      <w:proofErr w:type="spellStart"/>
+        <w:t>(</w:t>
+      </w:r>
+      <w:proofErr w:type="gramEnd"/>
+      <w:r>
+        <w:t xml:space="preserve">), </w:t>
+      </w:r>
+      <w:proofErr w:type="spellStart"/>
+      <w:proofErr w:type="gramStart"/>
       <w:r>
         <w:t>getPort</w:t>
       </w:r>
       <w:proofErr w:type="spellEnd"/>
       <w:r>
-        <w:t xml:space="preserve">(), </w:t>
-      </w:r>
-      <w:proofErr w:type="spellStart"/>
+        <w:t>(</w:t>
+      </w:r>
+      <w:proofErr w:type="gramEnd"/>
+      <w:r>
+        <w:t xml:space="preserve">), </w:t>
+      </w:r>
+      <w:proofErr w:type="spellStart"/>
+      <w:proofErr w:type="gramStart"/>
       <w:r>
         <w:t>getPath</w:t>
       </w:r>
       <w:proofErr w:type="spellEnd"/>
       <w:r>
-        <w:t xml:space="preserve">(), </w:t>
-      </w:r>
-      <w:proofErr w:type="spellStart"/>
+        <w:t>(</w:t>
+      </w:r>
+      <w:proofErr w:type="gramEnd"/>
+      <w:r>
+        <w:t xml:space="preserve">), </w:t>
+      </w:r>
+      <w:proofErr w:type="spellStart"/>
+      <w:proofErr w:type="gramStart"/>
       <w:r>
         <w:t>getQuery</w:t>
       </w:r>
       <w:proofErr w:type="spellEnd"/>
       <w:r>
-        <w:t xml:space="preserve">(), </w:t>
-      </w:r>
-      <w:proofErr w:type="spellStart"/>
+        <w:t>(</w:t>
+      </w:r>
+      <w:proofErr w:type="gramEnd"/>
+      <w:r>
+        <w:t xml:space="preserve">), </w:t>
+      </w:r>
+      <w:proofErr w:type="spellStart"/>
+      <w:proofErr w:type="gramStart"/>
       <w:r>
         <w:t>getRef</w:t>
       </w:r>
       <w:proofErr w:type="spellEnd"/>
       <w:r>
-        <w:t>()</w:t>
+        <w:t>(</w:t>
+      </w:r>
+      <w:proofErr w:type="gramEnd"/>
+      <w:r>
+        <w:t>)</w:t>
       </w:r>
     </w:p>
     <w:p>
@@ -1155,12 +1294,17 @@
         </w:numPr>
       </w:pPr>
       <w:proofErr w:type="spellStart"/>
+      <w:proofErr w:type="gramStart"/>
       <w:r>
         <w:t>openConnection</w:t>
       </w:r>
       <w:proofErr w:type="spellEnd"/>
       <w:r>
-        <w:t xml:space="preserve">() returns a </w:t>
+        <w:t>(</w:t>
+      </w:r>
+      <w:proofErr w:type="gramEnd"/>
+      <w:r>
+        <w:t xml:space="preserve">) returns a </w:t>
       </w:r>
       <w:proofErr w:type="spellStart"/>
       <w:r>
@@ -1179,12 +1323,17 @@
         </w:numPr>
       </w:pPr>
       <w:proofErr w:type="spellStart"/>
+      <w:proofErr w:type="gramStart"/>
       <w:r>
         <w:t>openStream</w:t>
       </w:r>
       <w:proofErr w:type="spellEnd"/>
       <w:r>
-        <w:t>() provides a convenient shortcut for reading resource content directly</w:t>
+        <w:t>(</w:t>
+      </w:r>
+      <w:proofErr w:type="gramEnd"/>
+      <w:r>
+        <w:t>) provides a convenient shortcut for reading resource content directly</w:t>
       </w:r>
     </w:p>
     <w:p>
@@ -1284,12 +1433,17 @@
         </w:numPr>
       </w:pPr>
       <w:proofErr w:type="spellStart"/>
+      <w:proofErr w:type="gramStart"/>
       <w:r>
         <w:t>setRequestProperty</w:t>
       </w:r>
       <w:proofErr w:type="spellEnd"/>
       <w:r>
-        <w:t>() configures HTTP headers like User-Agent, Accept, and Authorization</w:t>
+        <w:t>(</w:t>
+      </w:r>
+      <w:proofErr w:type="gramEnd"/>
+      <w:r>
+        <w:t>) configures HTTP headers like User-Agent, Accept, and Authorization</w:t>
       </w:r>
     </w:p>
     <w:p>
@@ -1300,20 +1454,30 @@
         </w:numPr>
       </w:pPr>
       <w:proofErr w:type="spellStart"/>
+      <w:proofErr w:type="gramStart"/>
       <w:r>
         <w:t>setDoInput</w:t>
       </w:r>
       <w:proofErr w:type="spellEnd"/>
       <w:r>
-        <w:t xml:space="preserve">() and </w:t>
-      </w:r>
-      <w:proofErr w:type="spellStart"/>
+        <w:t>(</w:t>
+      </w:r>
+      <w:proofErr w:type="gramEnd"/>
+      <w:r>
+        <w:t xml:space="preserve">) and </w:t>
+      </w:r>
+      <w:proofErr w:type="spellStart"/>
+      <w:proofErr w:type="gramStart"/>
       <w:r>
         <w:t>setDoOutput</w:t>
       </w:r>
       <w:proofErr w:type="spellEnd"/>
       <w:r>
-        <w:t>() enable reading from and writing to the connection</w:t>
+        <w:t>(</w:t>
+      </w:r>
+      <w:proofErr w:type="gramEnd"/>
+      <w:r>
+        <w:t>) enable reading from and writing to the connection</w:t>
       </w:r>
     </w:p>
     <w:p>
@@ -1323,8 +1487,13 @@
           <w:numId w:val="10"/>
         </w:numPr>
       </w:pPr>
-      <w:r>
-        <w:t>connect() explicitly establishes the connection (called implicitly when accessing streams)</w:t>
+      <w:proofErr w:type="gramStart"/>
+      <w:r>
+        <w:t>connect(</w:t>
+      </w:r>
+      <w:proofErr w:type="gramEnd"/>
+      <w:r>
+        <w:t>) explicitly establishes the connection (called implicitly when accessing streams)</w:t>
       </w:r>
     </w:p>
     <w:p>
@@ -1335,12 +1504,17 @@
         </w:numPr>
       </w:pPr>
       <w:proofErr w:type="spellStart"/>
+      <w:proofErr w:type="gramStart"/>
       <w:r>
         <w:t>getInputStream</w:t>
       </w:r>
       <w:proofErr w:type="spellEnd"/>
       <w:r>
-        <w:t>() reads response data from the server</w:t>
+        <w:t>(</w:t>
+      </w:r>
+      <w:proofErr w:type="gramEnd"/>
+      <w:r>
+        <w:t>) reads response data from the server</w:t>
       </w:r>
     </w:p>
     <w:p>
@@ -1351,12 +1525,17 @@
         </w:numPr>
       </w:pPr>
       <w:proofErr w:type="spellStart"/>
+      <w:proofErr w:type="gramStart"/>
       <w:r>
         <w:t>getOutputStream</w:t>
       </w:r>
       <w:proofErr w:type="spellEnd"/>
       <w:r>
-        <w:t>() sends data to the server for POST requests</w:t>
+        <w:t>(</w:t>
+      </w:r>
+      <w:proofErr w:type="gramEnd"/>
+      <w:r>
+        <w:t>) sends data to the server for POST requests</w:t>
       </w:r>
     </w:p>
     <w:p>
@@ -1367,28 +1546,43 @@
         </w:numPr>
       </w:pPr>
       <w:proofErr w:type="spellStart"/>
+      <w:proofErr w:type="gramStart"/>
       <w:r>
         <w:t>getContentType</w:t>
       </w:r>
       <w:proofErr w:type="spellEnd"/>
       <w:r>
-        <w:t xml:space="preserve">(), </w:t>
-      </w:r>
-      <w:proofErr w:type="spellStart"/>
+        <w:t>(</w:t>
+      </w:r>
+      <w:proofErr w:type="gramEnd"/>
+      <w:r>
+        <w:t xml:space="preserve">), </w:t>
+      </w:r>
+      <w:proofErr w:type="spellStart"/>
+      <w:proofErr w:type="gramStart"/>
       <w:r>
         <w:t>getContentLength</w:t>
       </w:r>
       <w:proofErr w:type="spellEnd"/>
       <w:r>
-        <w:t xml:space="preserve">(), </w:t>
-      </w:r>
-      <w:proofErr w:type="spellStart"/>
+        <w:t>(</w:t>
+      </w:r>
+      <w:proofErr w:type="gramEnd"/>
+      <w:r>
+        <w:t xml:space="preserve">), </w:t>
+      </w:r>
+      <w:proofErr w:type="spellStart"/>
+      <w:proofErr w:type="gramStart"/>
       <w:r>
         <w:t>getHeaderField</w:t>
       </w:r>
       <w:proofErr w:type="spellEnd"/>
       <w:r>
-        <w:t>() access response metadata</w:t>
+        <w:t>(</w:t>
+      </w:r>
+      <w:proofErr w:type="gramEnd"/>
+      <w:r>
+        <w:t>) access response metadata</w:t>
       </w:r>
     </w:p>
     <w:p>
